--- a/fra/docx/56.content.docx
+++ b/fra/docx/56.content.docx
@@ -136,13 +136,6 @@
         <w:rPr>
           <w:lang w:val="fr_FR" w:bidi="fr_FR"/>
         </w:rPr>
-      </w:r>
-      <w:r>
-        <w:rPr>
-          <w:i/>
-          <w:lang w:val="fr_FR" w:bidi="fr_FR"/>
-        </w:rPr>
-        <w:t>Tite 1.1, Tite 1.2, Tite 1.2 (#2), Tite 1.3, Tite 1.4, Tite 1.6, Tite 1.7, Tite 1.7 (#2), Tite 1.8, Tite 1.9, Tite 1.11, Tite 1.11 (#2), Tite 1.13, Tite 1.14, Tite 1.15, Tite 1.16, Tite 2.2, Tite 2.3, Tite 2.4, Tite 2.7, Tite 2.8, Tite 2.9, Tite 2.10, Tite 2.11, Tite 2.12, Tite 2.13, Tite 2.14, Tite 3.1, Tite 3.3, Tite 3.5, Tite 3.5 (#2), Tite 3.7, Tite 3.8, Tite 3.9, Tite 3.10, Tite 3.14</w:t>
       </w:r>
       <w:r>
         <w:rPr>

--- a/fra/docx/56.content.docx
+++ b/fra/docx/56.content.docx
@@ -123,19 +123,6 @@
           <w:lang w:val="fr_FR" w:bidi="fr_FR"/>
         </w:rPr>
         <w:t>TIT</w:t>
-      </w:r>
-      <w:r>
-        <w:rPr>
-          <w:lang w:val="fr_FR" w:bidi="fr_FR"/>
-        </w:rPr>
-      </w:r>
-    </w:p>
-    <w:p>
-      <w:pPr/>
-      <w:r>
-        <w:rPr>
-          <w:lang w:val="fr_FR" w:bidi="fr_FR"/>
-        </w:rPr>
       </w:r>
       <w:r>
         <w:rPr>

--- a/fra/docx/56.content.docx
+++ b/fra/docx/56.content.docx
@@ -19,7 +19,7 @@
         <w:rPr>
           <w:lang w:val="fr_FR" w:bidi="fr_FR"/>
         </w:rPr>
-        <w:t>Resource: Questions de Traduction (unfoldingWord)</w:t>
+        <w:t>Resource: unfoldingWord® Translation Questions</w:t>
       </w:r>
       <w:r>
         <w:rPr>
@@ -85,7 +85,7 @@
         <w:rPr>
           <w:lang w:val="fr_FR" w:bidi="fr_FR"/>
         </w:rPr>
-        <w:t>Questions de Traduction (unfoldingWord)</w:t>
+        <w:t>unfoldingWord® Translation Questions</w:t>
       </w:r>
     </w:p>
     <w:p>
